--- a/cd/doc/techniczna/InstrukcjaInstalacjiStacjaRobocza_Oracle21.docx
+++ b/cd/doc/techniczna/InstrukcjaInstalacjiStacjaRobocza_Oracle21.docx
@@ -235,8 +235,24 @@
           <w:rFonts w:ascii="Arial" w:hAnsi="Arial" w:cs="Arial"/>
           <w:sz w:val="20"/>
         </w:rPr>
-        <w:t>Rozpakuj plik i uruchom</w:t>
+        <w:t>Pobierz, r</w:t>
       </w:r>
+      <w:r>
+        <w:rPr>
+          <w:rFonts w:ascii="Arial" w:hAnsi="Arial" w:cs="Arial"/>
+          <w:sz w:val="20"/>
+        </w:rPr>
+        <w:t>ozpakuj plik i uruchom</w:t>
+      </w:r>
+      <w:r>
+        <w:rPr>
+          <w:rFonts w:ascii="Arial" w:hAnsi="Arial" w:cs="Arial"/>
+          <w:sz w:val="20"/>
+        </w:rPr>
+        <w:t xml:space="preserve"> plik</w:t>
+      </w:r>
+      <w:bookmarkStart w:id="1" w:name="_GoBack"/>
+      <w:bookmarkEnd w:id="1"/>
       <w:r>
         <w:rPr>
           <w:rFonts w:ascii="Arial" w:hAnsi="Arial" w:cs="Arial"/>
@@ -656,8 +672,6 @@
               </w:rPr>
               <w:t>Install</w:t>
             </w:r>
-            <w:bookmarkStart w:id="1" w:name="_GoBack"/>
-            <w:bookmarkEnd w:id="1"/>
           </w:p>
           <w:p>
             <w:pPr>
@@ -7783,7 +7797,7 @@
 </file>
 
 <file path=customXml/itemProps1.xml><?xml version="1.0" encoding="utf-8"?>
-<ds:datastoreItem xmlns:ds="http://schemas.openxmlformats.org/officeDocument/2006/customXml" ds:itemID="{008F370A-FA87-4EE4-8EDB-F21613688B13}">
+<ds:datastoreItem xmlns:ds="http://schemas.openxmlformats.org/officeDocument/2006/customXml" ds:itemID="{354E88F8-65B6-406F-B704-3865BCA71314}">
   <ds:schemaRefs>
     <ds:schemaRef ds:uri="http://schemas.openxmlformats.org/officeDocument/2006/bibliography"/>
   </ds:schemaRefs>
